--- a/manuscript/cover_letter_20261015.docx
+++ b/manuscript/cover_letter_20261015.docx
@@ -98,16 +98,7 @@
         <w:jc w:val="both"/>
       </w:pPr>
       <w:r>
-        <w:t>The manuscript is original, is not under consideration elsewhere, and its relationship to our 2022 R-package paper — the same algorithms, a new delivery mode — is stated explicitly in the text. Both authors have approved the submission and declare no competing interests. In line with the journal's policy on AI-assisted tools, the manuscript includes a disclosure of how AI coding assistants were used.</w:t>
-      </w:r>
-    </w:p>
-    <w:p>
-      <w:pPr>
-        <w:spacing w:after="120"/>
-        <w:jc w:val="both"/>
-      </w:pPr>
-      <w:r>
-        <w:t>[Associate Editor nomination — fill in only if the submission system asks for it. 建议从“生物信息学软件/工具”或“qPCR / MIQE 方法学”方向的编委里提名一位，并确认与该工作无利益冲突。]</w:t>
+        <w:t>The manuscript is original, is not under consideration elsewhere, and its relationship to our 2022 R-package paper — the same algorithms, a new delivery mode — is stated explicitly in the text. The authors declare no competing interests. In line with the journal's policy on AI-assisted tools, the manuscript includes a disclosure of how AI coding assistants were used.</w:t>
       </w:r>
     </w:p>
     <w:p>
